--- a/data/cvs/cv_11_Mitre_Media_Tech_Lead_Full-Stack_Rails_Engineer.docx
+++ b/data/cvs/cv_11_Mitre_Media_Tech_Lead_Full-Stack_Rails_Engineer.docx
@@ -86,7 +86,7 @@
         <w:rPr>
           <w:sz w:val="20"/>
         </w:rPr>
-        <w:t>Full Stack Developer and AI engineer with a focus on Ruby on Rails and JavaScript. I have experience building scalable full-stack applications, integrating AI-driven automation, and working with cross-functional teams. My recent work includes developing AI-powered tender scraping pipelines, integrating SAP APIs, and designing system architecture for enterprise solutions.</w:t>
+        <w:t>Full Stack Developer and AI engineer with a diverse toolkit spanning languages, frameworks, and automation. I've built full-stack applications for enterprise clients, from Python backends and REST APIs to React frontends. Currently, I'm at Copy Cat Group, where I'm integrating SAP APIs with internal systems and building an AI-powered tender scraping pipeline. I've also worked across the AI data lifecycle, from annotation and evaluation to prompt engineering and model deployment.</w:t>
       </w:r>
     </w:p>
     <w:p>
@@ -119,7 +119,7 @@
         <w:rPr>
           <w:sz w:val="20"/>
         </w:rPr>
-        <w:t>Python, JavaScript, Ruby, Ruby on Rails, HTML, CSS, SQL</w:t>
+        <w:t>Python, JavaScript, SQL, PHP, Kotlin, Bash, HTML, CSS</w:t>
       </w:r>
     </w:p>
     <w:p>
@@ -137,7 +137,7 @@
         <w:rPr>
           <w:sz w:val="20"/>
         </w:rPr>
-        <w:t>React, Node.js, Django, Flask, StimulusJS, Tailwind CSS, LangChain, Hugging Face, xAI, Anthropic</w:t>
+        <w:t>React, Node.js, Django, Flask, Ruby on Rails, StimulusJS, Tailwind CSS</w:t>
       </w:r>
     </w:p>
     <w:p>
@@ -191,7 +191,7 @@
         <w:rPr>
           <w:sz w:val="20"/>
         </w:rPr>
-        <w:t>LLMs, NLP, Prompt Engineering, LLM Evaluation, Data Annotation, Dataset Structuring</w:t>
+        <w:t>LLM Evaluation, Prompt Engineering, Dataset Structuring, LLM-powered pipelines, Hugging Face, xAI, Anthropic, LangChain, NLP</w:t>
       </w:r>
     </w:p>
     <w:p>
@@ -209,7 +209,7 @@
         <w:rPr>
           <w:sz w:val="20"/>
         </w:rPr>
-        <w:t>n8n, Playwright, APScheduler, Web Scraping, REST APIs, Git, GitHub, Postman, VS Code, Jira, Trello, Slack, HubSpot, Figma, Docker, Kubernetes</w:t>
+        <w:t>n8n, Playwright, APScheduler, Web Scraping, REST APIs, Git, GitHub, Postman, VS Code, Jira, Trello, Slack, HubSpot, Figma, Docker, Kubernetes, CI/CD, ShapeUp, Agile</w:t>
       </w:r>
     </w:p>
     <w:p>
@@ -227,43 +227,7 @@
         <w:rPr>
           <w:sz w:val="20"/>
         </w:rPr>
-        <w:t>Oracle Cloud, Google Cloud Platform, CI/CD, ShapeUp, Agile</w:t>
-      </w:r>
-    </w:p>
-    <w:p>
-      <w:pPr>
-        <w:spacing w:before="0" w:after="40"/>
-      </w:pPr>
-      <w:r>
-        <w:rPr>
-          <w:b/>
-          <w:sz w:val="20"/>
-        </w:rPr>
-        <w:t xml:space="preserve">AI &amp; Specialist Tools: </w:t>
-      </w:r>
-      <w:r>
-        <w:rPr>
-          <w:sz w:val="20"/>
-        </w:rPr>
-        <w:t>Rails 6, Rails 7, Rails 8, JavaScript ES6, HTTP, AI Integration, AI/ML models</w:t>
-      </w:r>
-    </w:p>
-    <w:p>
-      <w:pPr>
-        <w:spacing w:before="0" w:after="40"/>
-      </w:pPr>
-      <w:r>
-        <w:rPr>
-          <w:b/>
-          <w:sz w:val="20"/>
-        </w:rPr>
-        <w:t xml:space="preserve">Platforms &amp; Methods: </w:t>
-      </w:r>
-      <w:r>
-        <w:rPr>
-          <w:sz w:val="20"/>
-        </w:rPr>
-        <w:t>Open-source RoR, AI projects, Microservices, Microservices-based platform, Microservices architecture, State management, Hotwire, LLM-powered web applications</w:t>
+        <w:t>Oracle Cloud, Google Cloud Platform, Microservices, Microservices-based architecture, State management, Hotwire, LLM inference, Caching, Asynchronous processing</w:t>
       </w:r>
     </w:p>
     <w:p>
@@ -313,7 +277,7 @@
         <w:rPr>
           <w:sz w:val="20"/>
         </w:rPr>
-        <w:t>Integrating SAP APIs with an internal Credit Control System, creating an automated solution for OA and IT business units.</w:t>
+        <w:t>Integrating SAP APIs with an internal Credit Control System to automate processes for OA and IT business units.</w:t>
       </w:r>
     </w:p>
     <w:p>
@@ -325,7 +289,7 @@
         <w:rPr>
           <w:sz w:val="20"/>
         </w:rPr>
-        <w:t>Designing and documenting system architecture, including Application, Data, Integration, and Security Architecture for enterprise solutions.</w:t>
+        <w:t>Authoring comprehensive System Design Documents (SDDs) for Application, Data, Integration, and Security Architecture.</w:t>
       </w:r>
     </w:p>
     <w:p>
@@ -337,7 +301,19 @@
         <w:rPr>
           <w:sz w:val="20"/>
         </w:rPr>
-        <w:t>Building an AI-powered tender scraping pipeline, automating the discovery and processing of tender opportunities using AI agents.</w:t>
+        <w:t>Designing and prototyping an AI-powered tender scraping pipeline to automate tender discovery and processing.</w:t>
+      </w:r>
+    </w:p>
+    <w:p>
+      <w:pPr>
+        <w:pStyle w:val="ListBullet"/>
+        <w:spacing w:before="0" w:after="20"/>
+      </w:pPr>
+      <w:r>
+        <w:rPr>
+          <w:sz w:val="20"/>
+        </w:rPr>
+        <w:t>Building full-stack applications with Python backends, REST APIs, and React frontends for enterprise clients.</w:t>
       </w:r>
     </w:p>
     <w:p>
@@ -372,7 +348,7 @@
         <w:rPr>
           <w:sz w:val="20"/>
         </w:rPr>
-        <w:t>Generating difference-based captions for multimodal datasets, improving model accuracy through detailed annotations.</w:t>
+        <w:t>Generating difference-based captions for multimodal datasets, improving model accuracy through categorisation and validation.</w:t>
       </w:r>
     </w:p>
     <w:p>
@@ -407,7 +383,7 @@
         <w:rPr>
           <w:sz w:val="20"/>
         </w:rPr>
-        <w:t>Developing full-stack solutions with optimised UI components, APIs, and CMS-based systems for diverse clients.</w:t>
+        <w:t>Developing full-stack solutions with optimised APIs and UI components, collaborating remotely to enhance performance.</w:t>
       </w:r>
     </w:p>
     <w:p>
@@ -442,7 +418,7 @@
         <w:rPr>
           <w:sz w:val="20"/>
         </w:rPr>
-        <w:t>Creating structured datasets for health and agriculture AI systems, ensuring annotation quality across languages and modalities.</w:t>
+        <w:t>Performing intent detection, slot tagging, and utterance verification for health and agriculture AI systems.</w:t>
       </w:r>
     </w:p>
     <w:p>
